--- a/星期五的工作区/甬江实验室_AI智算平台_8GPU软件模块报价清单_V2.0.docx
+++ b/星期五的工作区/甬江实验室_AI智算平台_8GPU软件模块报价清单_V2.0.docx
@@ -3380,107 +3380,7 @@
         <w:rPr>
           <w:rFonts w:ascii="仿宋" w:hAnsi="仿宋" w:eastAsia="仿宋"/>
         </w:rPr>
-        <w:t>以下为AI智算平台的部署实施和培训服务。实施服务为必选项（10人天起），按标准人天单价计费。</w:t>
-      </w:r>
-    </w:p>
-    <w:p>
-      <w:pPr>
-        <w:pStyle w:val="Heading2"/>
-      </w:pPr>
-      <w:r>
-        <w:t>平台实施服务</w:t>
-      </w:r>
-    </w:p>
-    <w:p>
-      <w:r>
-        <w:rPr>
-          <w:rFonts w:ascii="仿宋" w:hAnsi="仿宋" w:eastAsia="仿宋"/>
-        </w:rPr>
-        <w:t>服务内容：</w:t>
-      </w:r>
-    </w:p>
-    <w:p>
-      <w:pPr>
-        <w:ind w:firstLine="0" w:left="283"/>
-      </w:pPr>
-      <w:r>
-        <w:rPr>
-          <w:rFonts w:ascii="仿宋" w:hAnsi="仿宋" w:eastAsia="仿宋"/>
-          <w:sz w:val="22"/>
-        </w:rPr>
-        <w:t>AI智算平台软件在客户服务器上的完整部署和配置</w:t>
-      </w:r>
-    </w:p>
-    <w:p>
-      <w:pPr>
-        <w:ind w:firstLine="0" w:left="283"/>
-      </w:pPr>
-      <w:r>
-        <w:rPr>
-          <w:rFonts w:ascii="仿宋" w:hAnsi="仿宋" w:eastAsia="仿宋"/>
-          <w:sz w:val="22"/>
-        </w:rPr>
-        <w:t>GPU驱动、CUDA工具包、NVIDIA容器工具包的安装和版本匹配调优</w:t>
-      </w:r>
-    </w:p>
-    <w:p>
-      <w:pPr>
-        <w:ind w:firstLine="0" w:left="283"/>
-      </w:pPr>
-      <w:r>
-        <w:rPr>
-          <w:rFonts w:ascii="仿宋" w:hAnsi="仿宋" w:eastAsia="仿宋"/>
-          <w:sz w:val="22"/>
-        </w:rPr>
-        <w:t>分布式训练环境配置验证，包含RDMA网络和存储挂载的性能测试</w:t>
-      </w:r>
-    </w:p>
-    <w:p>
-      <w:pPr>
-        <w:ind w:firstLine="0" w:left="283"/>
-      </w:pPr>
-      <w:r>
-        <w:rPr>
-          <w:rFonts w:ascii="仿宋" w:hAnsi="仿宋" w:eastAsia="仿宋"/>
-          <w:sz w:val="22"/>
-        </w:rPr>
-        <w:t>推理引擎（vLLM/TensorRT-LLM）的安装部署和配置优化</w:t>
-      </w:r>
-    </w:p>
-    <w:p>
-      <w:pPr>
-        <w:ind w:firstLine="0" w:left="283"/>
-      </w:pPr>
-      <w:r>
-        <w:rPr>
-          <w:rFonts w:ascii="仿宋" w:hAnsi="仿宋" w:eastAsia="仿宋"/>
-          <w:sz w:val="22"/>
-        </w:rPr>
-        <w:t>平台功能验收测试，输出《平台部署验收报告》</w:t>
-      </w:r>
-    </w:p>
-    <w:p>
-      <w:pPr>
-        <w:ind w:firstLine="0" w:left="283"/>
-      </w:pPr>
-      <w:r>
-        <w:rPr>
-          <w:rFonts w:ascii="仿宋" w:hAnsi="仿宋" w:eastAsia="仿宋"/>
-          <w:sz w:val="22"/>
-        </w:rPr>
-        <w:t>客户运维团队上机操作培训（2天），含平台管理、故障排查、日常运维等内容</w:t>
-      </w:r>
-    </w:p>
-    <w:p>
-      <w:pPr>
-        <w:ind w:firstLine="0" w:left="283"/>
-      </w:pPr>
-      <w:r>
-        <w:rPr>
-          <w:rFonts w:ascii="仿宋" w:hAnsi="仿宋" w:eastAsia="仿宋"/>
-          <w:sz w:val="22"/>
-        </w:rPr>
-        <w:t>5天驻场实施 + 1天远程支持，总计10人天</w:t>
+        <w:t>实施服务为必选项，包含平台软件的部署实施和操作培训，共计10人天。</w:t>
       </w:r>
     </w:p>
     <w:tbl>
@@ -3728,325 +3628,6 @@
         <w:t>维保服务：首年免费，含版本升级和7×12小时技术支持。第2年起按软件模块授权费总额的10%/年续费。</w:t>
       </w:r>
     </w:p>
-    <w:p>
-      <w:pPr>
-        <w:pStyle w:val="Heading2"/>
-      </w:pPr>
-      <w:r>
-        <w:t>第三方可选服务</w:t>
-      </w:r>
-    </w:p>
-    <w:p>
-      <w:r>
-        <w:rPr>
-          <w:rFonts w:ascii="仿宋" w:hAnsi="仿宋" w:eastAsia="仿宋"/>
-        </w:rPr>
-        <w:t>以下服务按需选用，按次或按人天计费：</w:t>
-      </w:r>
-    </w:p>
-    <w:tbl>
-      <w:tblPr>
-        <w:tblStyle w:val="TableGrid"/>
-        <w:tblW w:type="auto" w:w="0"/>
-        <w:jc w:val="center"/>
-        <w:tblLook w:firstColumn="1" w:firstRow="1" w:lastColumn="0" w:lastRow="0" w:noHBand="0" w:noVBand="1" w:val="04A0"/>
-      </w:tblPr>
-      <w:tblGrid>
-        <w:gridCol w:w="2340"/>
-        <w:gridCol w:w="2340"/>
-        <w:gridCol w:w="2340"/>
-        <w:gridCol w:w="2340"/>
-      </w:tblGrid>
-      <w:tr>
-        <w:tc>
-          <w:tcPr>
-            <w:tcW w:type="dxa" w:w="1984"/>
-            <w:shd w:fill="D6E4F0"/>
-          </w:tcPr>
-          <w:p>
-            <w:pPr>
-              <w:jc w:val="center"/>
-            </w:pPr>
-            <w:r>
-              <w:rPr>
-                <w:rFonts w:ascii="黑体" w:hAnsi="黑体" w:eastAsia="黑体"/>
-                <w:b/>
-                <w:sz w:val="18"/>
-              </w:rPr>
-              <w:t>服务项</w:t>
-            </w:r>
-          </w:p>
-        </w:tc>
-        <w:tc>
-          <w:tcPr>
-            <w:tcW w:type="dxa" w:w="1134"/>
-            <w:shd w:fill="D6E4F0"/>
-          </w:tcPr>
-          <w:p>
-            <w:pPr>
-              <w:jc w:val="center"/>
-            </w:pPr>
-            <w:r>
-              <w:rPr>
-                <w:rFonts w:ascii="黑体" w:hAnsi="黑体" w:eastAsia="黑体"/>
-                <w:b/>
-                <w:sz w:val="18"/>
-              </w:rPr>
-              <w:t>计费单位</w:t>
-            </w:r>
-          </w:p>
-        </w:tc>
-        <w:tc>
-          <w:tcPr>
-            <w:tcW w:type="dxa" w:w="1134"/>
-            <w:shd w:fill="D6E4F0"/>
-          </w:tcPr>
-          <w:p>
-            <w:pPr>
-              <w:jc w:val="center"/>
-            </w:pPr>
-            <w:r>
-              <w:rPr>
-                <w:rFonts w:ascii="黑体" w:hAnsi="黑体" w:eastAsia="黑体"/>
-                <w:b/>
-                <w:sz w:val="18"/>
-              </w:rPr>
-              <w:t>单价（元）</w:t>
-            </w:r>
-          </w:p>
-        </w:tc>
-        <w:tc>
-          <w:tcPr>
-            <w:tcW w:type="dxa" w:w="2835"/>
-            <w:shd w:fill="D6E4F0"/>
-          </w:tcPr>
-          <w:p>
-            <w:pPr>
-              <w:jc w:val="center"/>
-            </w:pPr>
-            <w:r>
-              <w:rPr>
-                <w:rFonts w:ascii="黑体" w:hAnsi="黑体" w:eastAsia="黑体"/>
-                <w:b/>
-                <w:sz w:val="18"/>
-              </w:rPr>
-              <w:t>说明</w:t>
-            </w:r>
-          </w:p>
-        </w:tc>
-      </w:tr>
-      <w:tr>
-        <w:tc>
-          <w:tcPr>
-            <w:tcW w:type="dxa" w:w="1984"/>
-          </w:tcPr>
-          <w:p>
-            <w:pPr>
-              <w:jc w:val="left"/>
-            </w:pPr>
-            <w:r>
-              <w:rPr>
-                <w:rFonts w:ascii="仿宋" w:hAnsi="仿宋" w:eastAsia="仿宋"/>
-                <w:sz w:val="18"/>
-              </w:rPr>
-              <w:t>额外技术支持人天</w:t>
-            </w:r>
-          </w:p>
-        </w:tc>
-        <w:tc>
-          <w:tcPr>
-            <w:tcW w:type="dxa" w:w="1134"/>
-          </w:tcPr>
-          <w:p>
-            <w:pPr>
-              <w:jc w:val="center"/>
-            </w:pPr>
-            <w:r>
-              <w:rPr>
-                <w:rFonts w:ascii="仿宋" w:hAnsi="仿宋" w:eastAsia="仿宋"/>
-                <w:sz w:val="18"/>
-              </w:rPr>
-              <w:t>人天</w:t>
-            </w:r>
-          </w:p>
-        </w:tc>
-        <w:tc>
-          <w:tcPr>
-            <w:tcW w:type="dxa" w:w="1134"/>
-          </w:tcPr>
-          <w:p>
-            <w:pPr>
-              <w:jc w:val="center"/>
-            </w:pPr>
-            <w:r>
-              <w:rPr>
-                <w:rFonts w:ascii="仿宋" w:hAnsi="仿宋" w:eastAsia="仿宋"/>
-                <w:sz w:val="18"/>
-              </w:rPr>
-              <w:t>¥5,500</w:t>
-            </w:r>
-          </w:p>
-        </w:tc>
-        <w:tc>
-          <w:tcPr>
-            <w:tcW w:type="dxa" w:w="2835"/>
-          </w:tcPr>
-          <w:p>
-            <w:pPr>
-              <w:jc w:val="center"/>
-            </w:pPr>
-            <w:r>
-              <w:rPr>
-                <w:rFonts w:ascii="仿宋" w:hAnsi="仿宋" w:eastAsia="仿宋"/>
-                <w:sz w:val="18"/>
-              </w:rPr>
-              <w:t>超出10人天后的额外部署/运维支持</w:t>
-            </w:r>
-          </w:p>
-        </w:tc>
-      </w:tr>
-      <w:tr>
-        <w:tc>
-          <w:tcPr>
-            <w:tcW w:type="dxa" w:w="1984"/>
-          </w:tcPr>
-          <w:p>
-            <w:pPr>
-              <w:jc w:val="left"/>
-            </w:pPr>
-            <w:r>
-              <w:rPr>
-                <w:rFonts w:ascii="仿宋" w:hAnsi="仿宋" w:eastAsia="仿宋"/>
-                <w:sz w:val="18"/>
-              </w:rPr>
-              <w:t>第三方存储系统对接</w:t>
-            </w:r>
-          </w:p>
-        </w:tc>
-        <w:tc>
-          <w:tcPr>
-            <w:tcW w:type="dxa" w:w="1134"/>
-          </w:tcPr>
-          <w:p>
-            <w:pPr>
-              <w:jc w:val="center"/>
-            </w:pPr>
-            <w:r>
-              <w:rPr>
-                <w:rFonts w:ascii="仿宋" w:hAnsi="仿宋" w:eastAsia="仿宋"/>
-                <w:sz w:val="18"/>
-              </w:rPr>
-              <w:t>次</w:t>
-            </w:r>
-          </w:p>
-        </w:tc>
-        <w:tc>
-          <w:tcPr>
-            <w:tcW w:type="dxa" w:w="1134"/>
-          </w:tcPr>
-          <w:p>
-            <w:pPr>
-              <w:jc w:val="center"/>
-            </w:pPr>
-            <w:r>
-              <w:rPr>
-                <w:rFonts w:ascii="仿宋" w:hAnsi="仿宋" w:eastAsia="仿宋"/>
-                <w:sz w:val="18"/>
-              </w:rPr>
-              <w:t>¥7,500</w:t>
-            </w:r>
-          </w:p>
-        </w:tc>
-        <w:tc>
-          <w:tcPr>
-            <w:tcW w:type="dxa" w:w="2835"/>
-          </w:tcPr>
-          <w:p>
-            <w:pPr>
-              <w:jc w:val="center"/>
-            </w:pPr>
-            <w:r>
-              <w:rPr>
-                <w:rFonts w:ascii="仿宋" w:hAnsi="仿宋" w:eastAsia="仿宋"/>
-                <w:sz w:val="18"/>
-              </w:rPr>
-              <w:t>对接客户已有的GPFS/Lustre/JuiceFS等存储系统</w:t>
-            </w:r>
-          </w:p>
-        </w:tc>
-      </w:tr>
-      <w:tr>
-        <w:tc>
-          <w:tcPr>
-            <w:tcW w:type="dxa" w:w="1984"/>
-          </w:tcPr>
-          <w:p>
-            <w:pPr>
-              <w:jc w:val="left"/>
-            </w:pPr>
-            <w:r>
-              <w:rPr>
-                <w:rFonts w:ascii="仿宋" w:hAnsi="仿宋" w:eastAsia="仿宋"/>
-                <w:sz w:val="18"/>
-              </w:rPr>
-              <w:t>国产GPU适配服务</w:t>
-            </w:r>
-          </w:p>
-        </w:tc>
-        <w:tc>
-          <w:tcPr>
-            <w:tcW w:type="dxa" w:w="1134"/>
-          </w:tcPr>
-          <w:p>
-            <w:pPr>
-              <w:jc w:val="center"/>
-            </w:pPr>
-            <w:r>
-              <w:rPr>
-                <w:rFonts w:ascii="仿宋" w:hAnsi="仿宋" w:eastAsia="仿宋"/>
-                <w:sz w:val="18"/>
-              </w:rPr>
-              <w:t>次</w:t>
-            </w:r>
-          </w:p>
-        </w:tc>
-        <w:tc>
-          <w:tcPr>
-            <w:tcW w:type="dxa" w:w="1134"/>
-          </w:tcPr>
-          <w:p>
-            <w:pPr>
-              <w:jc w:val="center"/>
-            </w:pPr>
-            <w:r>
-              <w:rPr>
-                <w:rFonts w:ascii="仿宋" w:hAnsi="仿宋" w:eastAsia="仿宋"/>
-                <w:sz w:val="18"/>
-              </w:rPr>
-              <w:t>¥7,500</w:t>
-            </w:r>
-          </w:p>
-        </w:tc>
-        <w:tc>
-          <w:tcPr>
-            <w:tcW w:type="dxa" w:w="2835"/>
-          </w:tcPr>
-          <w:p>
-            <w:pPr>
-              <w:jc w:val="center"/>
-            </w:pPr>
-            <w:r>
-              <w:rPr>
-                <w:rFonts w:ascii="仿宋" w:hAnsi="仿宋" w:eastAsia="仿宋"/>
-                <w:sz w:val="18"/>
-              </w:rPr>
-              <w:t>适配昇腾910/寒武纪/摩尔线程等国产GPU硬件</w:t>
-            </w:r>
-          </w:p>
-        </w:tc>
-      </w:tr>
-    </w:tbl>
-    <w:p/>
     <w:p>
       <w:r>
         <w:br w:type="page"/>
